--- a/周报/范奕珩6.docx
+++ b/周报/范奕珩6.docx
@@ -346,10 +346,28 @@
             <w:pPr>
               <w:textAlignment w:val="top"/>
               <w:rPr>
+                <w:rFonts w:ascii="宋体" w:eastAsia="宋体" w:hAnsi="宋体" w:cs="宋体" w:hint="eastAsia"/>
+                <w:color w:val="000000"/>
+                <w:lang w:bidi="ar"/>
+              </w:rPr>
+            </w:pPr>
+            <w:r>
+              <w:rPr>
                 <w:rFonts w:ascii="宋体" w:eastAsia="宋体" w:hAnsi="宋体" w:cs="宋体"/>
                 <w:color w:val="000000"/>
                 <w:lang w:bidi="ar"/>
               </w:rPr>
+              <w:t>  参与系统设计规格（SDD）文档的编写，整理SRS中的需求并转化为系统设计方案</w:t>
+            </w:r>
+          </w:p>
+          <w:p>
+            <w:pPr>
+              <w:textAlignment w:val="top"/>
+              <w:rPr>
+                <w:rFonts w:ascii="宋体" w:eastAsia="宋体" w:hAnsi="宋体" w:cs="宋体" w:hint="eastAsia"/>
+                <w:color w:val="000000"/>
+                <w:lang w:bidi="ar"/>
+              </w:rPr>
             </w:pPr>
             <w:r>
               <w:rPr>
@@ -357,17 +375,35 @@
                 <w:color w:val="000000"/>
                 <w:lang w:bidi="ar"/>
               </w:rPr>
-              <w:t>  参与系统设计规格（SDD）文档的编写，整理SRS中的需求并转化为系统设计方案</w:t>
+              <w:t>  研究不同的系统设计模板，选择符合项目需求的SDD结构</w:t>
             </w:r>
           </w:p>
           <w:p>
             <w:pPr>
               <w:textAlignment w:val="top"/>
               <w:rPr>
+                <w:rFonts w:ascii="宋体" w:eastAsia="宋体" w:hAnsi="宋体" w:cs="宋体" w:hint="eastAsia"/>
+                <w:color w:val="000000"/>
+                <w:lang w:bidi="ar"/>
+              </w:rPr>
+            </w:pPr>
+            <w:r>
+              <w:rPr>
                 <w:rFonts w:ascii="宋体" w:eastAsia="宋体" w:hAnsi="宋体" w:cs="宋体"/>
                 <w:color w:val="000000"/>
                 <w:lang w:bidi="ar"/>
               </w:rPr>
+              <w:t>  初步设计系统的整体架构，划分核心模块并明确接口关系</w:t>
+            </w:r>
+          </w:p>
+          <w:p>
+            <w:pPr>
+              <w:textAlignment w:val="top"/>
+              <w:rPr>
+                <w:rFonts w:ascii="宋体" w:eastAsia="宋体" w:hAnsi="宋体" w:cs="宋体" w:hint="eastAsia"/>
+                <w:color w:val="000000"/>
+                <w:lang w:bidi="ar"/>
+              </w:rPr>
             </w:pPr>
             <w:r>
               <w:rPr>
@@ -375,123 +411,69 @@
                 <w:color w:val="000000"/>
                 <w:lang w:bidi="ar"/>
               </w:rPr>
-              <w:t>  研究不同的系统设计模板，选择符合项目需求的SDD结构</w:t>
+              <w:t>  讨论数据流和控制流，初步绘制系统流程图</w:t>
             </w:r>
           </w:p>
           <w:p>
             <w:pPr>
               <w:textAlignment w:val="top"/>
               <w:rPr>
+                <w:rFonts w:ascii="宋体" w:eastAsia="宋体" w:hAnsi="宋体" w:cs="宋体" w:hint="eastAsia"/>
+                <w:color w:val="000000"/>
+                <w:lang w:bidi="ar"/>
+              </w:rPr>
+            </w:pPr>
+            <w:r>
+              <w:rPr>
+                <w:rFonts w:ascii="宋体" w:eastAsia="宋体" w:hAnsi="宋体" w:cs="宋体" w:hint="eastAsia"/>
+                <w:color w:val="000000"/>
+                <w:lang w:bidi="ar"/>
+              </w:rPr>
+              <w:t>未完成的内容：</w:t>
+            </w:r>
+          </w:p>
+          <w:p>
+            <w:pPr>
+              <w:textAlignment w:val="top"/>
+              <w:rPr>
+                <w:rFonts w:ascii="宋体" w:eastAsia="宋体" w:hAnsi="宋体" w:cs="宋体" w:hint="eastAsia"/>
+                <w:color w:val="000000"/>
+                <w:lang w:bidi="ar"/>
+              </w:rPr>
+            </w:pPr>
+            <w:r>
+              <w:rPr>
                 <w:rFonts w:ascii="宋体" w:eastAsia="宋体" w:hAnsi="宋体" w:cs="宋体"/>
                 <w:color w:val="000000"/>
                 <w:lang w:bidi="ar"/>
               </w:rPr>
-            </w:pPr>
+              <w:t xml:space="preserve">  </w:t>
+            </w:r>
             <w:r>
               <w:rPr>
                 <w:rFonts w:ascii="宋体" w:eastAsia="宋体" w:hAnsi="宋体" w:cs="宋体"/>
                 <w:color w:val="000000"/>
                 <w:lang w:bidi="ar"/>
               </w:rPr>
-              <w:t>  初步设计系统的整体架构，划分核心模块并明确接口关系</w:t>
+              <w:t>系统架构的细节部分仍在调整，部分模块间的交互方式尚未最终确定</w:t>
             </w:r>
           </w:p>
           <w:p>
             <w:pPr>
               <w:textAlignment w:val="top"/>
               <w:rPr>
+                <w:rFonts w:ascii="宋体" w:eastAsia="宋体" w:hAnsi="宋体" w:cs="宋体" w:hint="eastAsia"/>
+                <w:color w:val="000000"/>
+                <w:lang w:bidi="ar"/>
+              </w:rPr>
+            </w:pPr>
+            <w:r>
+              <w:rPr>
                 <w:rFonts w:ascii="宋体" w:eastAsia="宋体" w:hAnsi="宋体" w:cs="宋体"/>
                 <w:color w:val="000000"/>
                 <w:lang w:bidi="ar"/>
               </w:rPr>
-            </w:pPr>
-            <w:r>
-              <w:rPr>
-                <w:rFonts w:ascii="宋体" w:eastAsia="宋体" w:hAnsi="宋体" w:cs="宋体"/>
-                <w:color w:val="000000"/>
-                <w:lang w:bidi="ar"/>
-              </w:rPr>
-              <w:t>  讨论数据流和控制流，初步绘制系统流程图</w:t>
-            </w:r>
-          </w:p>
-          <w:p>
-            <w:pPr>
-              <w:textAlignment w:val="top"/>
-              <w:rPr>
-                <w:rFonts w:ascii="宋体" w:eastAsia="宋体" w:hAnsi="宋体" w:cs="宋体" w:hint="eastAsia"/>
-                <w:color w:val="000000"/>
-                <w:lang w:bidi="ar"/>
-              </w:rPr>
-            </w:pPr>
-            <w:r>
-              <w:rPr>
-                <w:rFonts w:ascii="宋体" w:eastAsia="宋体" w:hAnsi="宋体" w:cs="宋体" w:hint="eastAsia"/>
-                <w:color w:val="000000"/>
-                <w:lang w:bidi="ar"/>
-              </w:rPr>
-              <w:t>未完成的内容：</w:t>
-            </w:r>
-          </w:p>
-          <w:p>
-            <w:pPr>
-              <w:textAlignment w:val="top"/>
-              <w:rPr>
-                <w:rFonts w:ascii="宋体" w:eastAsia="宋体" w:hAnsi="宋体" w:cs="宋体"/>
-                <w:color w:val="000000"/>
-                <w:lang w:bidi="ar"/>
-              </w:rPr>
-            </w:pPr>
-            <w:r>
-              <w:rPr>
-                <w:rFonts w:ascii="宋体" w:eastAsia="宋体" w:hAnsi="宋体" w:cs="宋体"/>
-                <w:color w:val="000000"/>
-                <w:lang w:bidi="ar"/>
-              </w:rPr>
-              <w:t xml:space="preserve">  </w:t>
-            </w:r>
-            <w:r>
-              <w:rPr>
-                <w:rFonts w:ascii="宋体" w:eastAsia="宋体" w:hAnsi="宋体" w:cs="宋体"/>
-                <w:color w:val="000000"/>
-                <w:lang w:bidi="ar"/>
-              </w:rPr>
-              <w:t>系统架构的细节部分仍在调整，部分模块间的交互方式尚未最终确定</w:t>
-            </w:r>
-          </w:p>
-          <w:p>
-            <w:pPr>
-              <w:textAlignment w:val="top"/>
-              <w:rPr>
-                <w:rFonts w:ascii="宋体" w:eastAsia="宋体" w:hAnsi="宋体" w:cs="宋体" w:hint="eastAsia"/>
-                <w:color w:val="000000"/>
-                <w:lang w:bidi="ar"/>
-              </w:rPr>
-            </w:pPr>
-            <w:r>
-              <w:rPr>
-                <w:rFonts w:ascii="宋体" w:eastAsia="宋体" w:hAnsi="宋体" w:cs="宋体"/>
-                <w:color w:val="000000"/>
-                <w:lang w:bidi="ar"/>
-              </w:rPr>
-              <w:t>  详细的模块设计和类</w:t>
-            </w:r>
-            <w:proofErr w:type="gramStart"/>
-            <w:r>
-              <w:rPr>
-                <w:rFonts w:ascii="宋体" w:eastAsia="宋体" w:hAnsi="宋体" w:cs="宋体"/>
-                <w:color w:val="000000"/>
-                <w:lang w:bidi="ar"/>
-              </w:rPr>
-              <w:t>图尚未</w:t>
-            </w:r>
-            <w:proofErr w:type="gramEnd"/>
-            <w:r>
-              <w:rPr>
-                <w:rFonts w:ascii="宋体" w:eastAsia="宋体" w:hAnsi="宋体" w:cs="宋体"/>
-                <w:color w:val="000000"/>
-                <w:lang w:bidi="ar"/>
-              </w:rPr>
-              <w:t>完全绘制</w:t>
+              <w:t>  详细的模块设计和类图尚未完全绘制</w:t>
             </w:r>
           </w:p>
         </w:tc>
@@ -611,7 +593,7 @@
             <w:pPr>
               <w:textAlignment w:val="top"/>
               <w:rPr>
-                <w:rFonts w:ascii="宋体" w:eastAsia="宋体" w:hAnsi="宋体" w:cs="宋体"/>
+                <w:rFonts w:ascii="宋体" w:eastAsia="宋体" w:hAnsi="宋体" w:cs="宋体" w:hint="eastAsia"/>
                 <w:color w:val="000000"/>
               </w:rPr>
             </w:pPr>
@@ -756,10 +738,28 @@
             <w:pPr>
               <w:textAlignment w:val="top"/>
               <w:rPr>
+                <w:rFonts w:ascii="宋体" w:eastAsia="宋体" w:hAnsi="宋体" w:cs="宋体" w:hint="eastAsia"/>
+                <w:color w:val="000000"/>
+                <w:lang w:bidi="ar"/>
+              </w:rPr>
+            </w:pPr>
+            <w:r>
+              <w:rPr>
                 <w:rFonts w:ascii="宋体" w:eastAsia="宋体" w:hAnsi="宋体" w:cs="宋体"/>
                 <w:color w:val="000000"/>
                 <w:lang w:bidi="ar"/>
               </w:rPr>
+              <w:t>  召开团队会议，对系统设计方案进行审查和优化</w:t>
+            </w:r>
+          </w:p>
+          <w:p>
+            <w:pPr>
+              <w:textAlignment w:val="top"/>
+              <w:rPr>
+                <w:rFonts w:ascii="宋体" w:eastAsia="宋体" w:hAnsi="宋体" w:cs="宋体" w:hint="eastAsia"/>
+                <w:color w:val="000000"/>
+                <w:lang w:bidi="ar"/>
+              </w:rPr>
             </w:pPr>
             <w:r>
               <w:rPr>
@@ -767,36 +767,8 @@
                 <w:color w:val="000000"/>
                 <w:lang w:bidi="ar"/>
               </w:rPr>
-              <w:t>  召开团队会议，对系统设计方案进行审查和优化</w:t>
-            </w:r>
-          </w:p>
-          <w:p>
-            <w:pPr>
-              <w:textAlignment w:val="top"/>
-              <w:rPr>
-                <w:rFonts w:ascii="宋体" w:eastAsia="宋体" w:hAnsi="宋体" w:cs="宋体"/>
-                <w:color w:val="000000"/>
-                <w:lang w:bidi="ar"/>
-              </w:rPr>
-            </w:pPr>
-            <w:r>
-              <w:rPr>
-                <w:rFonts w:ascii="宋体" w:eastAsia="宋体" w:hAnsi="宋体" w:cs="宋体"/>
-                <w:color w:val="000000"/>
-                <w:lang w:bidi="ar"/>
-              </w:rPr>
               <w:t>  结合系统架构优化数据库结构，确保数据存储和访问高效</w:t>
             </w:r>
-          </w:p>
-          <w:p>
-            <w:pPr>
-              <w:textAlignment w:val="top"/>
-              <w:rPr>
-                <w:rFonts w:ascii="宋体" w:eastAsia="宋体" w:hAnsi="宋体" w:cs="宋体" w:hint="eastAsia"/>
-                <w:color w:val="000000"/>
-                <w:lang w:bidi="ar"/>
-              </w:rPr>
-            </w:pPr>
           </w:p>
         </w:tc>
       </w:tr>
@@ -1025,10 +997,28 @@
             <w:pPr>
               <w:textAlignment w:val="top"/>
               <w:rPr>
+                <w:rFonts w:ascii="宋体" w:eastAsia="宋体" w:hAnsi="宋体" w:cs="宋体" w:hint="eastAsia"/>
+                <w:color w:val="000000"/>
+                <w:lang w:bidi="ar"/>
+              </w:rPr>
+            </w:pPr>
+            <w:r>
+              <w:rPr>
                 <w:rFonts w:ascii="宋体" w:eastAsia="宋体" w:hAnsi="宋体" w:cs="宋体"/>
                 <w:color w:val="000000"/>
                 <w:lang w:bidi="ar"/>
               </w:rPr>
+              <w:t>  完成系统架构设计的最终定稿，并整理SDD文档</w:t>
+            </w:r>
+          </w:p>
+          <w:p>
+            <w:pPr>
+              <w:textAlignment w:val="top"/>
+              <w:rPr>
+                <w:rFonts w:ascii="宋体" w:eastAsia="宋体" w:hAnsi="宋体" w:cs="宋体" w:hint="eastAsia"/>
+                <w:color w:val="000000"/>
+                <w:lang w:bidi="ar"/>
+              </w:rPr>
             </w:pPr>
             <w:r>
               <w:rPr>
@@ -1036,32 +1026,14 @@
                 <w:color w:val="000000"/>
                 <w:lang w:bidi="ar"/>
               </w:rPr>
-              <w:t>  完成系统架构设计的最终定稿，并整理SDD文档</w:t>
+              <w:t>  进行详细的模块设计，绘制完整的类图和交互图</w:t>
             </w:r>
           </w:p>
           <w:p>
             <w:pPr>
               <w:textAlignment w:val="top"/>
               <w:rPr>
-                <w:rFonts w:ascii="宋体" w:eastAsia="宋体" w:hAnsi="宋体" w:cs="宋体"/>
-                <w:color w:val="000000"/>
-                <w:lang w:bidi="ar"/>
-              </w:rPr>
-            </w:pPr>
-            <w:r>
-              <w:rPr>
-                <w:rFonts w:ascii="宋体" w:eastAsia="宋体" w:hAnsi="宋体" w:cs="宋体"/>
-                <w:color w:val="000000"/>
-                <w:lang w:bidi="ar"/>
-              </w:rPr>
-              <w:t>  进行详细的模块设计，绘制完整的类图和交互图</w:t>
-            </w:r>
-          </w:p>
-          <w:p>
-            <w:pPr>
-              <w:textAlignment w:val="top"/>
-              <w:rPr>
-                <w:rFonts w:ascii="宋体" w:eastAsia="宋体" w:hAnsi="宋体" w:cs="宋体"/>
+                <w:rFonts w:ascii="宋体" w:eastAsia="宋体" w:hAnsi="宋体" w:cs="宋体" w:hint="eastAsia"/>
                 <w:color w:val="000000"/>
                 <w:lang w:bidi="ar"/>
               </w:rPr>
@@ -1820,6 +1792,7 @@
   <w:style w:type="character" w:default="1" w:styleId="a0">
     <w:name w:val="Default Paragraph Font"/>
     <w:uiPriority w:val="1"/>
+    <w:semiHidden/>
     <w:unhideWhenUsed/>
   </w:style>
   <w:style w:type="table" w:default="1" w:styleId="a1">

--- a/周报/范奕珩6.docx
+++ b/周报/范奕珩6.docx
@@ -1046,16 +1046,6 @@
               </w:rPr>
               <w:t>  确定数据库的最终结构，并进行数据表设计</w:t>
             </w:r>
-          </w:p>
-          <w:p>
-            <w:pPr>
-              <w:textAlignment w:val="top"/>
-              <w:rPr>
-                <w:rFonts w:ascii="宋体" w:eastAsia="宋体" w:hAnsi="宋体" w:cs="宋体" w:hint="eastAsia"/>
-                <w:color w:val="000000"/>
-                <w:lang w:bidi="ar"/>
-              </w:rPr>
-            </w:pPr>
           </w:p>
         </w:tc>
       </w:tr>
